--- a/docs/03-nonfunctional-requirements-and-scenarios.docx
+++ b/docs/03-nonfunctional-requirements-and-scenarios.docx
@@ -60,7 +60,7 @@
     </w:p>
     <w:p>
       <w:r>
-        <w:t>4. Интерфейс должен быть интуитивно понятен</w:t>
+        <w:t>4. Новый пользователь должен пройти регистрацию и отправить первый отклик или создать первый заказ не более чем за 5 минут без обращения к справке</w:t>
       </w:r>
     </w:p>
     <w:p>
@@ -75,7 +75,7 @@
     </w:p>
     <w:p>
       <w:r>
-        <w:t>7. Платформа должна выдерживать одновременную работу не менее 1000 пользователей без потери производительности</w:t>
+        <w:t>7. При одновременной работе 1000 пользователей время отклика интерфейса не должно превышать 1 секунды</w:t>
       </w:r>
     </w:p>
     <w:p>
@@ -90,7 +90,7 @@
     </w:p>
     <w:p>
       <w:r>
-        <w:t>10. Интерфейс не должен быть перегружен, платформа должна открываться на самых слабых устройствах</w:t>
+        <w:t>10. Объём главной страницы не должен превышать 2 МБ, страница должна открываться не дольше 3 секунд при скорости соединения 1 Мбит/с</w:t>
       </w:r>
     </w:p>
     <w:p>

--- a/docs/03-nonfunctional-requirements-and-scenarios.docx
+++ b/docs/03-nonfunctional-requirements-and-scenarios.docx
@@ -166,7 +166,7 @@
         </w:numPr>
       </w:pPr>
       <w:r>
-        <w:t>Система предлагает ввести логин и пароль, ФИО, контактные данные, и сферу работы</w:t>
+        <w:t>Система предлагает ввести email и пароль, ФИО, контактные данные и сферу работы</w:t>
       </w:r>
     </w:p>
     <w:p>

--- a/docs/03-nonfunctional-requirements-and-scenarios.docx
+++ b/docs/03-nonfunctional-requirements-and-scenarios.docx
@@ -362,7 +362,7 @@
         </w:numPr>
       </w:pPr>
       <w:r>
-        <w:t>Фрилансер пишет сопроводительное письмо к отклику на заказ, прикладывает портфолио</w:t>
+        <w:t>Фрилансер пишет сопроводительное письмо к отклику на заказ, указывает свою стоимость и срок выполнения, прикладывает портфолио</w:t>
       </w:r>
     </w:p>
     <w:p>
